--- a/lab12/lab12_report.docx
+++ b/lab12/lab12_report.docx
@@ -267,7 +267,266 @@
     </w:p>
     <w:p>
       <w:pPr>
-        <w:spacing w:line="360" w:lineRule="auto"/>
+        <w:rPr>
+          <w:rFonts w:ascii="Times New Roman" w:hAnsi="Times New Roman" w:cs="Times New Roman"/>
+          <w:lang w:val="en-US" w:eastAsia="nb-NO"/>
+        </w:rPr>
+      </w:pPr>
+      <w:r>
+        <w:rPr>
+          <w:rFonts w:ascii="Times New Roman" w:hAnsi="Times New Roman" w:cs="Times New Roman"/>
+          <w:u w:val="single"/>
+          <w:lang w:val="en-US" w:eastAsia="nb-NO"/>
+        </w:rPr>
+        <w:t>Prerequisites</w:t>
+      </w:r>
+      <w:r>
+        <w:rPr>
+          <w:rFonts w:ascii="Times New Roman" w:hAnsi="Times New Roman" w:cs="Times New Roman"/>
+          <w:lang w:val="en-US" w:eastAsia="nb-NO"/>
+        </w:rPr>
+        <w:t>: Before I created the files and followed the steps as described, I made a folder-structure in docker “root/ITI42929/</w:t>
+      </w:r>
+      <w:proofErr w:type="spellStart"/>
+      <w:r>
+        <w:rPr>
+          <w:rFonts w:ascii="Times New Roman" w:hAnsi="Times New Roman" w:cs="Times New Roman"/>
+          <w:lang w:val="en-US" w:eastAsia="nb-NO"/>
+        </w:rPr>
+        <w:t>new_folder</w:t>
+      </w:r>
+      <w:proofErr w:type="spellEnd"/>
+      <w:r>
+        <w:rPr>
+          <w:rFonts w:ascii="Times New Roman" w:hAnsi="Times New Roman" w:cs="Times New Roman"/>
+          <w:lang w:val="en-US" w:eastAsia="nb-NO"/>
+        </w:rPr>
+        <w:t>” as shown in guide.</w:t>
+      </w:r>
+    </w:p>
+    <w:p>
+      <w:pPr>
+        <w:rPr>
+          <w:rFonts w:ascii="Times New Roman" w:hAnsi="Times New Roman" w:cs="Times New Roman"/>
+          <w:b/>
+          <w:bCs/>
+          <w:sz w:val="28"/>
+          <w:szCs w:val="28"/>
+          <w:lang w:val="en-US" w:eastAsia="nb-NO"/>
+        </w:rPr>
+      </w:pPr>
+      <w:r>
+        <w:rPr>
+          <w:rFonts w:ascii="Times New Roman" w:hAnsi="Times New Roman" w:cs="Times New Roman"/>
+          <w:b/>
+          <w:bCs/>
+          <w:sz w:val="28"/>
+          <w:szCs w:val="28"/>
+          <w:lang w:val="en-US" w:eastAsia="nb-NO"/>
+        </w:rPr>
+        <w:t>Part 1: Windows to Docker</w:t>
+      </w:r>
+    </w:p>
+    <w:p>
+      <w:pPr>
+        <w:rPr>
+          <w:rFonts w:ascii="Times New Roman" w:hAnsi="Times New Roman" w:cs="Times New Roman"/>
+          <w:lang w:val="en-US" w:eastAsia="nb-NO"/>
+        </w:rPr>
+      </w:pPr>
+      <w:r>
+        <w:rPr>
+          <w:rFonts w:ascii="Times New Roman" w:hAnsi="Times New Roman" w:cs="Times New Roman"/>
+          <w:lang w:val="en-US" w:eastAsia="nb-NO"/>
+        </w:rPr>
+        <w:t xml:space="preserve">Subtask 1: Create </w:t>
+      </w:r>
+      <w:r>
+        <w:rPr>
+          <w:rFonts w:ascii="Times New Roman" w:hAnsi="Times New Roman" w:cs="Times New Roman"/>
+          <w:i/>
+          <w:iCs/>
+          <w:lang w:val="en-US" w:eastAsia="nb-NO"/>
+        </w:rPr>
+        <w:t>windows_file.txt</w:t>
+      </w:r>
+      <w:r>
+        <w:rPr>
+          <w:rFonts w:ascii="Times New Roman" w:hAnsi="Times New Roman" w:cs="Times New Roman"/>
+          <w:lang w:val="en-US" w:eastAsia="nb-NO"/>
+        </w:rPr>
+        <w:t xml:space="preserve"> in Windows</w:t>
+      </w:r>
+    </w:p>
+    <w:p>
+      <w:pPr>
+        <w:pStyle w:val="Listeavsnitt"/>
+        <w:numPr>
+          <w:ilvl w:val="0"/>
+          <w:numId w:val="36"/>
+        </w:numPr>
+        <w:rPr>
+          <w:rFonts w:ascii="Times New Roman" w:hAnsi="Times New Roman" w:cs="Times New Roman"/>
+          <w:lang w:val="en-US" w:eastAsia="nb-NO"/>
+        </w:rPr>
+      </w:pPr>
+      <w:r>
+        <w:rPr>
+          <w:rFonts w:ascii="Times New Roman" w:hAnsi="Times New Roman" w:cs="Times New Roman"/>
+          <w:lang w:val="en-US" w:eastAsia="nb-NO"/>
+        </w:rPr>
+        <w:t>I created this file on Windows desktop in Notepad.</w:t>
+      </w:r>
+    </w:p>
+    <w:p>
+      <w:pPr>
+        <w:rPr>
+          <w:rFonts w:ascii="Times New Roman" w:hAnsi="Times New Roman" w:cs="Times New Roman"/>
+          <w:lang w:val="en-US" w:eastAsia="nb-NO"/>
+        </w:rPr>
+      </w:pPr>
+      <w:r>
+        <w:rPr>
+          <w:rFonts w:ascii="Times New Roman" w:hAnsi="Times New Roman" w:cs="Times New Roman"/>
+          <w:lang w:val="en-US" w:eastAsia="nb-NO"/>
+        </w:rPr>
+        <w:t>Subtask 2: Copy file from Windows to Docker</w:t>
+      </w:r>
+    </w:p>
+    <w:p>
+      <w:pPr>
+        <w:pStyle w:val="Listeavsnitt"/>
+        <w:numPr>
+          <w:ilvl w:val="0"/>
+          <w:numId w:val="36"/>
+        </w:numPr>
+        <w:rPr>
+          <w:rFonts w:ascii="Times New Roman" w:hAnsi="Times New Roman" w:cs="Times New Roman"/>
+          <w:lang w:val="en-US" w:eastAsia="nb-NO"/>
+        </w:rPr>
+      </w:pPr>
+      <w:r>
+        <w:rPr>
+          <w:rFonts w:ascii="Times New Roman" w:hAnsi="Times New Roman" w:cs="Times New Roman"/>
+          <w:lang w:val="en-US" w:eastAsia="nb-NO"/>
+        </w:rPr>
+        <w:t xml:space="preserve">I did this by using the provided command, and </w:t>
+      </w:r>
+      <w:proofErr w:type="spellStart"/>
+      <w:r>
+        <w:rPr>
+          <w:rFonts w:ascii="Times New Roman" w:hAnsi="Times New Roman" w:cs="Times New Roman"/>
+          <w:lang w:val="en-US" w:eastAsia="nb-NO"/>
+        </w:rPr>
+        <w:t>copyed</w:t>
+      </w:r>
+      <w:proofErr w:type="spellEnd"/>
+      <w:r>
+        <w:rPr>
+          <w:rFonts w:ascii="Times New Roman" w:hAnsi="Times New Roman" w:cs="Times New Roman"/>
+          <w:lang w:val="en-US" w:eastAsia="nb-NO"/>
+        </w:rPr>
+        <w:t xml:space="preserve"> the file from Windows desktop to the folder in Docker with path root/ITI42920/</w:t>
+      </w:r>
+      <w:proofErr w:type="spellStart"/>
+      <w:r>
+        <w:rPr>
+          <w:rFonts w:ascii="Times New Roman" w:hAnsi="Times New Roman" w:cs="Times New Roman"/>
+          <w:lang w:val="en-US" w:eastAsia="nb-NO"/>
+        </w:rPr>
+        <w:t>new_folder</w:t>
+      </w:r>
+      <w:proofErr w:type="spellEnd"/>
+      <w:r>
+        <w:rPr>
+          <w:rFonts w:ascii="Times New Roman" w:hAnsi="Times New Roman" w:cs="Times New Roman"/>
+          <w:lang w:val="en-US" w:eastAsia="nb-NO"/>
+        </w:rPr>
+        <w:t xml:space="preserve">  </w:t>
+      </w:r>
+    </w:p>
+    <w:p>
+      <w:pPr>
+        <w:pStyle w:val="Listeavsnitt"/>
+        <w:numPr>
+          <w:ilvl w:val="0"/>
+          <w:numId w:val="36"/>
+        </w:numPr>
+        <w:rPr>
+          <w:rFonts w:ascii="Times New Roman" w:hAnsi="Times New Roman" w:cs="Times New Roman"/>
+          <w:lang w:val="en-US" w:eastAsia="nb-NO"/>
+        </w:rPr>
+      </w:pPr>
+      <w:r>
+        <w:rPr>
+          <w:rFonts w:ascii="Times New Roman" w:hAnsi="Times New Roman" w:cs="Times New Roman"/>
+          <w:lang w:val="en-US" w:eastAsia="nb-NO"/>
+        </w:rPr>
+        <w:drawing>
+          <wp:inline distT="0" distB="0" distL="0" distR="0" wp14:anchorId="0C931ED2" wp14:editId="0E44926F">
+            <wp:extent cx="5760720" cy="413385"/>
+            <wp:effectExtent l="0" t="0" r="5080" b="5715"/>
+            <wp:docPr id="159559956" name="Bilde 1"/>
+            <wp:cNvGraphicFramePr>
+              <a:graphicFrameLocks xmlns:a="http://schemas.openxmlformats.org/drawingml/2006/main" noChangeAspect="1"/>
+            </wp:cNvGraphicFramePr>
+            <a:graphic xmlns:a="http://schemas.openxmlformats.org/drawingml/2006/main">
+              <a:graphicData uri="http://schemas.openxmlformats.org/drawingml/2006/picture">
+                <pic:pic xmlns:pic="http://schemas.openxmlformats.org/drawingml/2006/picture">
+                  <pic:nvPicPr>
+                    <pic:cNvPr id="159559956" name=""/>
+                    <pic:cNvPicPr/>
+                  </pic:nvPicPr>
+                  <pic:blipFill>
+                    <a:blip r:embed="rId7"/>
+                    <a:stretch>
+                      <a:fillRect/>
+                    </a:stretch>
+                  </pic:blipFill>
+                  <pic:spPr>
+                    <a:xfrm>
+                      <a:off x="0" y="0"/>
+                      <a:ext cx="5760720" cy="413385"/>
+                    </a:xfrm>
+                    <a:prstGeom prst="rect">
+                      <a:avLst/>
+                    </a:prstGeom>
+                  </pic:spPr>
+                </pic:pic>
+              </a:graphicData>
+            </a:graphic>
+          </wp:inline>
+        </w:drawing>
+      </w:r>
+    </w:p>
+    <w:p>
+      <w:pPr>
+        <w:rPr>
+          <w:rFonts w:ascii="Times New Roman" w:hAnsi="Times New Roman" w:cs="Times New Roman"/>
+          <w:lang w:val="en-US" w:eastAsia="nb-NO"/>
+        </w:rPr>
+      </w:pPr>
+      <w:r>
+        <w:rPr>
+          <w:rFonts w:ascii="Times New Roman" w:hAnsi="Times New Roman" w:cs="Times New Roman"/>
+          <w:lang w:val="en-US" w:eastAsia="nb-NO"/>
+        </w:rPr>
+        <w:t>Subtask 3: Confirm that the file was copied over</w:t>
+      </w:r>
+    </w:p>
+    <w:p>
+      <w:pPr>
+        <w:pStyle w:val="Listeavsnitt"/>
+        <w:numPr>
+          <w:ilvl w:val="0"/>
+          <w:numId w:val="36"/>
+        </w:numPr>
+        <w:rPr>
+          <w:rFonts w:ascii="Times New Roman" w:hAnsi="Times New Roman" w:cs="Times New Roman"/>
+          <w:lang w:val="en-US" w:eastAsia="nb-NO"/>
+        </w:rPr>
+      </w:pPr>
+      <w:r>
         <w:rPr>
           <w:rFonts w:ascii="Times New Roman" w:eastAsiaTheme="majorEastAsia" w:hAnsi="Times New Roman" w:cs="Times New Roman"/>
           <w:kern w:val="0"/>
@@ -276,11 +535,154 @@
           <w:lang w:val="en-US" w:eastAsia="nb-NO"/>
           <w14:ligatures w14:val="none"/>
         </w:rPr>
-      </w:pPr>
+        <w:drawing>
+          <wp:inline distT="0" distB="0" distL="0" distR="0" wp14:anchorId="4996E73F" wp14:editId="3D323AD2">
+            <wp:extent cx="4191000" cy="1397000"/>
+            <wp:effectExtent l="0" t="0" r="0" b="0"/>
+            <wp:docPr id="2137953902" name="Bilde 1"/>
+            <wp:cNvGraphicFramePr>
+              <a:graphicFrameLocks xmlns:a="http://schemas.openxmlformats.org/drawingml/2006/main" noChangeAspect="1"/>
+            </wp:cNvGraphicFramePr>
+            <a:graphic xmlns:a="http://schemas.openxmlformats.org/drawingml/2006/main">
+              <a:graphicData uri="http://schemas.openxmlformats.org/drawingml/2006/picture">
+                <pic:pic xmlns:pic="http://schemas.openxmlformats.org/drawingml/2006/picture">
+                  <pic:nvPicPr>
+                    <pic:cNvPr id="2137953902" name=""/>
+                    <pic:cNvPicPr/>
+                  </pic:nvPicPr>
+                  <pic:blipFill>
+                    <a:blip r:embed="rId8"/>
+                    <a:stretch>
+                      <a:fillRect/>
+                    </a:stretch>
+                  </pic:blipFill>
+                  <pic:spPr>
+                    <a:xfrm>
+                      <a:off x="0" y="0"/>
+                      <a:ext cx="4191000" cy="1397000"/>
+                    </a:xfrm>
+                    <a:prstGeom prst="rect">
+                      <a:avLst/>
+                    </a:prstGeom>
+                  </pic:spPr>
+                </pic:pic>
+              </a:graphicData>
+            </a:graphic>
+          </wp:inline>
+        </w:drawing>
+      </w:r>
     </w:p>
     <w:p>
       <w:pPr>
-        <w:spacing w:line="360" w:lineRule="auto"/>
+        <w:rPr>
+          <w:rFonts w:ascii="Times New Roman" w:hAnsi="Times New Roman" w:cs="Times New Roman"/>
+          <w:lang w:val="en-US" w:eastAsia="nb-NO"/>
+        </w:rPr>
+      </w:pPr>
+    </w:p>
+    <w:p>
+      <w:pPr>
+        <w:rPr>
+          <w:rFonts w:ascii="Times New Roman" w:hAnsi="Times New Roman" w:cs="Times New Roman"/>
+          <w:b/>
+          <w:bCs/>
+          <w:sz w:val="28"/>
+          <w:szCs w:val="28"/>
+          <w:lang w:val="en-US" w:eastAsia="nb-NO"/>
+        </w:rPr>
+      </w:pPr>
+      <w:r>
+        <w:rPr>
+          <w:rFonts w:ascii="Times New Roman" w:hAnsi="Times New Roman" w:cs="Times New Roman"/>
+          <w:b/>
+          <w:bCs/>
+          <w:sz w:val="28"/>
+          <w:szCs w:val="28"/>
+          <w:lang w:val="en-US" w:eastAsia="nb-NO"/>
+        </w:rPr>
+        <w:t>Part 2: Docker to Windows</w:t>
+      </w:r>
+    </w:p>
+    <w:p>
+      <w:pPr>
+        <w:rPr>
+          <w:rFonts w:ascii="Times New Roman" w:hAnsi="Times New Roman" w:cs="Times New Roman"/>
+          <w:lang w:val="en-US" w:eastAsia="nb-NO"/>
+        </w:rPr>
+      </w:pPr>
+      <w:r>
+        <w:rPr>
+          <w:rFonts w:ascii="Times New Roman" w:hAnsi="Times New Roman" w:cs="Times New Roman"/>
+          <w:lang w:val="en-US" w:eastAsia="nb-NO"/>
+        </w:rPr>
+        <w:t xml:space="preserve">Subtask 1: Create </w:t>
+      </w:r>
+      <w:r>
+        <w:rPr>
+          <w:rFonts w:ascii="Times New Roman" w:hAnsi="Times New Roman" w:cs="Times New Roman"/>
+          <w:i/>
+          <w:iCs/>
+          <w:lang w:val="en-US" w:eastAsia="nb-NO"/>
+        </w:rPr>
+        <w:t>linux</w:t>
+      </w:r>
+      <w:r>
+        <w:rPr>
+          <w:rFonts w:ascii="Times New Roman" w:hAnsi="Times New Roman" w:cs="Times New Roman"/>
+          <w:i/>
+          <w:iCs/>
+          <w:lang w:val="en-US" w:eastAsia="nb-NO"/>
+        </w:rPr>
+        <w:t>_file.txt</w:t>
+      </w:r>
+      <w:r>
+        <w:rPr>
+          <w:rFonts w:ascii="Times New Roman" w:hAnsi="Times New Roman" w:cs="Times New Roman"/>
+          <w:lang w:val="en-US" w:eastAsia="nb-NO"/>
+        </w:rPr>
+        <w:t xml:space="preserve"> in </w:t>
+      </w:r>
+      <w:r>
+        <w:rPr>
+          <w:rFonts w:ascii="Times New Roman" w:hAnsi="Times New Roman" w:cs="Times New Roman"/>
+          <w:lang w:val="en-US" w:eastAsia="nb-NO"/>
+        </w:rPr>
+        <w:t>terminal</w:t>
+      </w:r>
+    </w:p>
+    <w:p>
+      <w:pPr>
+        <w:pStyle w:val="Listeavsnitt"/>
+        <w:numPr>
+          <w:ilvl w:val="0"/>
+          <w:numId w:val="36"/>
+        </w:numPr>
+        <w:rPr>
+          <w:rFonts w:ascii="Times New Roman" w:hAnsi="Times New Roman" w:cs="Times New Roman"/>
+          <w:lang w:val="en-US" w:eastAsia="nb-NO"/>
+        </w:rPr>
+      </w:pPr>
+      <w:r>
+        <w:rPr>
+          <w:rFonts w:ascii="Times New Roman" w:hAnsi="Times New Roman" w:cs="Times New Roman"/>
+          <w:lang w:val="en-US" w:eastAsia="nb-NO"/>
+        </w:rPr>
+        <w:t>I created the file with the provided cat command</w:t>
+      </w:r>
+    </w:p>
+    <w:p>
+      <w:pPr>
+        <w:pStyle w:val="Listeavsnitt"/>
+        <w:numPr>
+          <w:ilvl w:val="0"/>
+          <w:numId w:val="36"/>
+        </w:numPr>
+        <w:rPr>
+          <w:rFonts w:ascii="Times New Roman" w:hAnsi="Times New Roman" w:cs="Times New Roman"/>
+          <w:lang w:val="en-US" w:eastAsia="nb-NO"/>
+        </w:rPr>
+      </w:pPr>
+      <w:r>
         <w:rPr>
           <w:rFonts w:ascii="Times New Roman" w:eastAsiaTheme="majorEastAsia" w:hAnsi="Times New Roman" w:cs="Times New Roman"/>
           <w:kern w:val="0"/>
@@ -289,10 +691,512 @@
           <w:lang w:val="en-US" w:eastAsia="nb-NO"/>
           <w14:ligatures w14:val="none"/>
         </w:rPr>
-      </w:pPr>
+        <w:drawing>
+          <wp:inline distT="0" distB="0" distL="0" distR="0" wp14:anchorId="7637EC8F" wp14:editId="5A7B231B">
+            <wp:extent cx="5753100" cy="1549400"/>
+            <wp:effectExtent l="0" t="0" r="0" b="0"/>
+            <wp:docPr id="37027356" name="Bilde 1"/>
+            <wp:cNvGraphicFramePr>
+              <a:graphicFrameLocks xmlns:a="http://schemas.openxmlformats.org/drawingml/2006/main" noChangeAspect="1"/>
+            </wp:cNvGraphicFramePr>
+            <a:graphic xmlns:a="http://schemas.openxmlformats.org/drawingml/2006/main">
+              <a:graphicData uri="http://schemas.openxmlformats.org/drawingml/2006/picture">
+                <pic:pic xmlns:pic="http://schemas.openxmlformats.org/drawingml/2006/picture">
+                  <pic:nvPicPr>
+                    <pic:cNvPr id="37027356" name=""/>
+                    <pic:cNvPicPr/>
+                  </pic:nvPicPr>
+                  <pic:blipFill>
+                    <a:blip r:embed="rId9"/>
+                    <a:stretch>
+                      <a:fillRect/>
+                    </a:stretch>
+                  </pic:blipFill>
+                  <pic:spPr>
+                    <a:xfrm>
+                      <a:off x="0" y="0"/>
+                      <a:ext cx="5753100" cy="1549400"/>
+                    </a:xfrm>
+                    <a:prstGeom prst="rect">
+                      <a:avLst/>
+                    </a:prstGeom>
+                  </pic:spPr>
+                </pic:pic>
+              </a:graphicData>
+            </a:graphic>
+          </wp:inline>
+        </w:drawing>
+      </w:r>
     </w:p>
     <w:p>
       <w:pPr>
+        <w:rPr>
+          <w:rFonts w:ascii="Times New Roman" w:hAnsi="Times New Roman" w:cs="Times New Roman"/>
+          <w:lang w:val="en-US" w:eastAsia="nb-NO"/>
+        </w:rPr>
+      </w:pPr>
+      <w:r>
+        <w:rPr>
+          <w:rFonts w:ascii="Times New Roman" w:hAnsi="Times New Roman" w:cs="Times New Roman"/>
+          <w:lang w:val="en-US" w:eastAsia="nb-NO"/>
+        </w:rPr>
+        <w:t xml:space="preserve">Subtask 2: Copy file from </w:t>
+      </w:r>
+      <w:r>
+        <w:rPr>
+          <w:rFonts w:ascii="Times New Roman" w:hAnsi="Times New Roman" w:cs="Times New Roman"/>
+          <w:lang w:val="en-US" w:eastAsia="nb-NO"/>
+        </w:rPr>
+        <w:t xml:space="preserve">Docker </w:t>
+      </w:r>
+      <w:r>
+        <w:rPr>
+          <w:rFonts w:ascii="Times New Roman" w:hAnsi="Times New Roman" w:cs="Times New Roman"/>
+          <w:lang w:val="en-US" w:eastAsia="nb-NO"/>
+        </w:rPr>
+        <w:t xml:space="preserve">to </w:t>
+      </w:r>
+      <w:r>
+        <w:rPr>
+          <w:rFonts w:ascii="Times New Roman" w:hAnsi="Times New Roman" w:cs="Times New Roman"/>
+          <w:lang w:val="en-US" w:eastAsia="nb-NO"/>
+        </w:rPr>
+        <w:t>Windows</w:t>
+      </w:r>
+    </w:p>
+    <w:p>
+      <w:pPr>
+        <w:pStyle w:val="Listeavsnitt"/>
+        <w:numPr>
+          <w:ilvl w:val="0"/>
+          <w:numId w:val="36"/>
+        </w:numPr>
+        <w:rPr>
+          <w:rFonts w:ascii="Times New Roman" w:hAnsi="Times New Roman" w:cs="Times New Roman"/>
+          <w:lang w:val="en-US" w:eastAsia="nb-NO"/>
+        </w:rPr>
+      </w:pPr>
+      <w:r>
+        <w:rPr>
+          <w:rFonts w:ascii="Times New Roman" w:eastAsiaTheme="majorEastAsia" w:hAnsi="Times New Roman" w:cs="Times New Roman"/>
+          <w:kern w:val="0"/>
+          <w:sz w:val="32"/>
+          <w:szCs w:val="32"/>
+          <w:lang w:val="en-US" w:eastAsia="nb-NO"/>
+          <w14:ligatures w14:val="none"/>
+        </w:rPr>
+        <w:drawing>
+          <wp:inline distT="0" distB="0" distL="0" distR="0" wp14:anchorId="5674CAA9" wp14:editId="6CC3B570">
+            <wp:extent cx="5760720" cy="543560"/>
+            <wp:effectExtent l="0" t="0" r="5080" b="2540"/>
+            <wp:docPr id="1470615201" name="Bilde 1"/>
+            <wp:cNvGraphicFramePr>
+              <a:graphicFrameLocks xmlns:a="http://schemas.openxmlformats.org/drawingml/2006/main" noChangeAspect="1"/>
+            </wp:cNvGraphicFramePr>
+            <a:graphic xmlns:a="http://schemas.openxmlformats.org/drawingml/2006/main">
+              <a:graphicData uri="http://schemas.openxmlformats.org/drawingml/2006/picture">
+                <pic:pic xmlns:pic="http://schemas.openxmlformats.org/drawingml/2006/picture">
+                  <pic:nvPicPr>
+                    <pic:cNvPr id="622542518" name=""/>
+                    <pic:cNvPicPr/>
+                  </pic:nvPicPr>
+                  <pic:blipFill>
+                    <a:blip r:embed="rId10"/>
+                    <a:stretch>
+                      <a:fillRect/>
+                    </a:stretch>
+                  </pic:blipFill>
+                  <pic:spPr>
+                    <a:xfrm>
+                      <a:off x="0" y="0"/>
+                      <a:ext cx="5760720" cy="543560"/>
+                    </a:xfrm>
+                    <a:prstGeom prst="rect">
+                      <a:avLst/>
+                    </a:prstGeom>
+                  </pic:spPr>
+                </pic:pic>
+              </a:graphicData>
+            </a:graphic>
+          </wp:inline>
+        </w:drawing>
+      </w:r>
+    </w:p>
+    <w:p>
+      <w:pPr>
+        <w:rPr>
+          <w:rFonts w:ascii="Times New Roman" w:hAnsi="Times New Roman" w:cs="Times New Roman"/>
+          <w:lang w:val="en-US" w:eastAsia="nb-NO"/>
+        </w:rPr>
+      </w:pPr>
+      <w:r>
+        <w:rPr>
+          <w:rFonts w:ascii="Times New Roman" w:hAnsi="Times New Roman" w:cs="Times New Roman"/>
+          <w:lang w:val="en-US" w:eastAsia="nb-NO"/>
+        </w:rPr>
+        <w:lastRenderedPageBreak/>
+        <w:t>Subtask 3: Confirm that the file was copied over</w:t>
+      </w:r>
+    </w:p>
+    <w:p>
+      <w:pPr>
+        <w:pStyle w:val="Listeavsnitt"/>
+        <w:numPr>
+          <w:ilvl w:val="0"/>
+          <w:numId w:val="36"/>
+        </w:numPr>
+        <w:spacing w:line="360" w:lineRule="auto"/>
+        <w:rPr>
+          <w:rFonts w:ascii="Times New Roman" w:eastAsiaTheme="majorEastAsia" w:hAnsi="Times New Roman" w:cs="Times New Roman"/>
+          <w:kern w:val="0"/>
+          <w:sz w:val="32"/>
+          <w:szCs w:val="32"/>
+          <w:lang w:val="en-US" w:eastAsia="nb-NO"/>
+          <w14:ligatures w14:val="none"/>
+        </w:rPr>
+      </w:pPr>
+      <w:r>
+        <w:rPr>
+          <w:rFonts w:ascii="Times New Roman" w:hAnsi="Times New Roman" w:cs="Times New Roman"/>
+          <w:lang w:val="en-US" w:eastAsia="nb-NO"/>
+        </w:rPr>
+        <w:t xml:space="preserve">Under </w:t>
+      </w:r>
+      <w:r>
+        <w:rPr>
+          <w:rFonts w:ascii="Times New Roman" w:hAnsi="Times New Roman" w:cs="Times New Roman"/>
+          <w:lang w:val="en-US" w:eastAsia="nb-NO"/>
+        </w:rPr>
+        <w:t>are</w:t>
+      </w:r>
+      <w:r>
+        <w:rPr>
+          <w:rFonts w:ascii="Times New Roman" w:hAnsi="Times New Roman" w:cs="Times New Roman"/>
+          <w:lang w:val="en-US" w:eastAsia="nb-NO"/>
+        </w:rPr>
+        <w:t xml:space="preserve"> </w:t>
+      </w:r>
+      <w:r>
+        <w:rPr>
+          <w:rFonts w:ascii="Times New Roman" w:hAnsi="Times New Roman" w:cs="Times New Roman"/>
+          <w:lang w:val="en-US" w:eastAsia="nb-NO"/>
+        </w:rPr>
+        <w:t>two</w:t>
+      </w:r>
+      <w:r>
+        <w:rPr>
+          <w:rFonts w:ascii="Times New Roman" w:hAnsi="Times New Roman" w:cs="Times New Roman"/>
+          <w:lang w:val="en-US" w:eastAsia="nb-NO"/>
+        </w:rPr>
+        <w:t xml:space="preserve"> picture</w:t>
+      </w:r>
+      <w:r>
+        <w:rPr>
+          <w:rFonts w:ascii="Times New Roman" w:hAnsi="Times New Roman" w:cs="Times New Roman"/>
+          <w:lang w:val="en-US" w:eastAsia="nb-NO"/>
+        </w:rPr>
+        <w:t>s</w:t>
+      </w:r>
+      <w:r>
+        <w:rPr>
+          <w:rFonts w:ascii="Times New Roman" w:hAnsi="Times New Roman" w:cs="Times New Roman"/>
+          <w:lang w:val="en-US" w:eastAsia="nb-NO"/>
+        </w:rPr>
+        <w:t xml:space="preserve"> showing that both files are in fact on the Windows </w:t>
+      </w:r>
+      <w:r>
+        <w:rPr>
+          <w:rFonts w:ascii="Times New Roman" w:hAnsi="Times New Roman" w:cs="Times New Roman"/>
+          <w:lang w:val="en-US" w:eastAsia="nb-NO"/>
+        </w:rPr>
+        <w:t>Desktop and in Docker</w:t>
+      </w:r>
+      <w:r>
+        <w:rPr>
+          <w:rFonts w:ascii="Times New Roman" w:hAnsi="Times New Roman" w:cs="Times New Roman"/>
+          <w:lang w:val="en-US" w:eastAsia="nb-NO"/>
+        </w:rPr>
+        <w:t>. This means that the copying went as excepted, both ways.</w:t>
+      </w:r>
+    </w:p>
+    <w:p>
+      <w:pPr>
+        <w:pStyle w:val="Listeavsnitt"/>
+        <w:spacing w:line="360" w:lineRule="auto"/>
+        <w:rPr>
+          <w:rFonts w:ascii="Times New Roman" w:eastAsiaTheme="majorEastAsia" w:hAnsi="Times New Roman" w:cs="Times New Roman"/>
+          <w:kern w:val="0"/>
+          <w:sz w:val="32"/>
+          <w:szCs w:val="32"/>
+          <w:lang w:val="en-US" w:eastAsia="nb-NO"/>
+          <w14:ligatures w14:val="none"/>
+        </w:rPr>
+      </w:pPr>
+      <w:r>
+        <w:rPr>
+          <w:rFonts w:ascii="Times New Roman" w:eastAsiaTheme="majorEastAsia" w:hAnsi="Times New Roman" w:cs="Times New Roman"/>
+          <w:kern w:val="0"/>
+          <w:sz w:val="32"/>
+          <w:szCs w:val="32"/>
+          <w:lang w:val="en-US" w:eastAsia="nb-NO"/>
+          <w14:ligatures w14:val="none"/>
+        </w:rPr>
+        <w:drawing>
+          <wp:anchor distT="0" distB="0" distL="114300" distR="114300" simplePos="0" relativeHeight="251658240" behindDoc="1" locked="0" layoutInCell="1" allowOverlap="1" wp14:anchorId="34379867" wp14:editId="7E2BED5F">
+            <wp:simplePos x="0" y="0"/>
+            <wp:positionH relativeFrom="column">
+              <wp:posOffset>1616075</wp:posOffset>
+            </wp:positionH>
+            <wp:positionV relativeFrom="paragraph">
+              <wp:posOffset>-1854</wp:posOffset>
+            </wp:positionV>
+            <wp:extent cx="4169410" cy="1163320"/>
+            <wp:effectExtent l="0" t="0" r="0" b="5080"/>
+            <wp:wrapTight wrapText="bothSides">
+              <wp:wrapPolygon edited="0">
+                <wp:start x="0" y="0"/>
+                <wp:lineTo x="0" y="21459"/>
+                <wp:lineTo x="21514" y="21459"/>
+                <wp:lineTo x="21514" y="0"/>
+                <wp:lineTo x="0" y="0"/>
+              </wp:wrapPolygon>
+            </wp:wrapTight>
+            <wp:docPr id="1474307055" name="Bilde 1"/>
+            <wp:cNvGraphicFramePr>
+              <a:graphicFrameLocks xmlns:a="http://schemas.openxmlformats.org/drawingml/2006/main" noChangeAspect="1"/>
+            </wp:cNvGraphicFramePr>
+            <a:graphic xmlns:a="http://schemas.openxmlformats.org/drawingml/2006/main">
+              <a:graphicData uri="http://schemas.openxmlformats.org/drawingml/2006/picture">
+                <pic:pic xmlns:pic="http://schemas.openxmlformats.org/drawingml/2006/picture">
+                  <pic:nvPicPr>
+                    <pic:cNvPr id="1474307055" name=""/>
+                    <pic:cNvPicPr/>
+                  </pic:nvPicPr>
+                  <pic:blipFill>
+                    <a:blip r:embed="rId11" cstate="print">
+                      <a:extLst>
+                        <a:ext uri="{28A0092B-C50C-407E-A947-70E740481C1C}">
+                          <a14:useLocalDpi xmlns:a14="http://schemas.microsoft.com/office/drawing/2010/main" val="0"/>
+                        </a:ext>
+                      </a:extLst>
+                    </a:blip>
+                    <a:stretch>
+                      <a:fillRect/>
+                    </a:stretch>
+                  </pic:blipFill>
+                  <pic:spPr>
+                    <a:xfrm>
+                      <a:off x="0" y="0"/>
+                      <a:ext cx="4169410" cy="1163320"/>
+                    </a:xfrm>
+                    <a:prstGeom prst="rect">
+                      <a:avLst/>
+                    </a:prstGeom>
+                  </pic:spPr>
+                </pic:pic>
+              </a:graphicData>
+            </a:graphic>
+            <wp14:sizeRelH relativeFrom="page">
+              <wp14:pctWidth>0</wp14:pctWidth>
+            </wp14:sizeRelH>
+            <wp14:sizeRelV relativeFrom="page">
+              <wp14:pctHeight>0</wp14:pctHeight>
+            </wp14:sizeRelV>
+          </wp:anchor>
+        </w:drawing>
+      </w:r>
+      <w:r>
+        <w:rPr>
+          <w:rFonts w:ascii="Times New Roman" w:eastAsiaTheme="majorEastAsia" w:hAnsi="Times New Roman" w:cs="Times New Roman"/>
+          <w:kern w:val="0"/>
+          <w:sz w:val="32"/>
+          <w:szCs w:val="32"/>
+          <w:lang w:val="en-US" w:eastAsia="nb-NO"/>
+          <w14:ligatures w14:val="none"/>
+        </w:rPr>
+        <w:drawing>
+          <wp:inline distT="0" distB="0" distL="0" distR="0" wp14:anchorId="6CD4AC70" wp14:editId="755E3428">
+            <wp:extent cx="1017253" cy="4484218"/>
+            <wp:effectExtent l="0" t="0" r="0" b="0"/>
+            <wp:docPr id="663099466" name="Bilde 1"/>
+            <wp:cNvGraphicFramePr>
+              <a:graphicFrameLocks xmlns:a="http://schemas.openxmlformats.org/drawingml/2006/main" noChangeAspect="1"/>
+            </wp:cNvGraphicFramePr>
+            <a:graphic xmlns:a="http://schemas.openxmlformats.org/drawingml/2006/main">
+              <a:graphicData uri="http://schemas.openxmlformats.org/drawingml/2006/picture">
+                <pic:pic xmlns:pic="http://schemas.openxmlformats.org/drawingml/2006/picture">
+                  <pic:nvPicPr>
+                    <pic:cNvPr id="663099466" name=""/>
+                    <pic:cNvPicPr/>
+                  </pic:nvPicPr>
+                  <pic:blipFill>
+                    <a:blip r:embed="rId12"/>
+                    <a:stretch>
+                      <a:fillRect/>
+                    </a:stretch>
+                  </pic:blipFill>
+                  <pic:spPr>
+                    <a:xfrm>
+                      <a:off x="0" y="0"/>
+                      <a:ext cx="1053387" cy="4643502"/>
+                    </a:xfrm>
+                    <a:prstGeom prst="rect">
+                      <a:avLst/>
+                    </a:prstGeom>
+                  </pic:spPr>
+                </pic:pic>
+              </a:graphicData>
+            </a:graphic>
+          </wp:inline>
+        </w:drawing>
+      </w:r>
+    </w:p>
+    <w:p>
+      <w:pPr>
+        <w:spacing w:line="360" w:lineRule="auto"/>
+        <w:rPr>
+          <w:rFonts w:ascii="Times New Roman" w:eastAsiaTheme="majorEastAsia" w:hAnsi="Times New Roman" w:cs="Times New Roman"/>
+          <w:b/>
+          <w:bCs/>
+          <w:kern w:val="0"/>
+          <w:sz w:val="28"/>
+          <w:szCs w:val="28"/>
+          <w:lang w:val="en-US" w:eastAsia="nb-NO"/>
+          <w14:ligatures w14:val="none"/>
+        </w:rPr>
+      </w:pPr>
+      <w:r>
+        <w:rPr>
+          <w:rFonts w:ascii="Times New Roman" w:eastAsiaTheme="majorEastAsia" w:hAnsi="Times New Roman" w:cs="Times New Roman"/>
+          <w:b/>
+          <w:bCs/>
+          <w:kern w:val="0"/>
+          <w:sz w:val="28"/>
+          <w:szCs w:val="28"/>
+          <w:lang w:val="en-US" w:eastAsia="nb-NO"/>
+          <w14:ligatures w14:val="none"/>
+        </w:rPr>
+        <w:t>Content of both files:</w:t>
+      </w:r>
+    </w:p>
+    <w:p>
+      <w:pPr>
+        <w:spacing w:line="360" w:lineRule="auto"/>
+        <w:rPr>
+          <w:rFonts w:ascii="Times New Roman" w:eastAsiaTheme="majorEastAsia" w:hAnsi="Times New Roman" w:cs="Times New Roman"/>
+          <w:kern w:val="0"/>
+          <w:sz w:val="32"/>
+          <w:szCs w:val="32"/>
+          <w:lang w:val="en-US" w:eastAsia="nb-NO"/>
+          <w14:ligatures w14:val="none"/>
+        </w:rPr>
+      </w:pPr>
+      <w:r>
+        <w:rPr>
+          <w:rFonts w:ascii="Times New Roman" w:eastAsiaTheme="majorEastAsia" w:hAnsi="Times New Roman" w:cs="Times New Roman"/>
+          <w:kern w:val="0"/>
+          <w:sz w:val="32"/>
+          <w:szCs w:val="32"/>
+          <w:lang w:val="en-US" w:eastAsia="nb-NO"/>
+          <w14:ligatures w14:val="none"/>
+        </w:rPr>
+        <w:drawing>
+          <wp:inline distT="0" distB="0" distL="0" distR="0" wp14:anchorId="608C31B5" wp14:editId="7D5BD9A0">
+            <wp:extent cx="5080000" cy="1282700"/>
+            <wp:effectExtent l="0" t="0" r="0" b="0"/>
+            <wp:docPr id="1907505344" name="Bilde 1"/>
+            <wp:cNvGraphicFramePr>
+              <a:graphicFrameLocks xmlns:a="http://schemas.openxmlformats.org/drawingml/2006/main" noChangeAspect="1"/>
+            </wp:cNvGraphicFramePr>
+            <a:graphic xmlns:a="http://schemas.openxmlformats.org/drawingml/2006/main">
+              <a:graphicData uri="http://schemas.openxmlformats.org/drawingml/2006/picture">
+                <pic:pic xmlns:pic="http://schemas.openxmlformats.org/drawingml/2006/picture">
+                  <pic:nvPicPr>
+                    <pic:cNvPr id="1907505344" name=""/>
+                    <pic:cNvPicPr/>
+                  </pic:nvPicPr>
+                  <pic:blipFill>
+                    <a:blip r:embed="rId13"/>
+                    <a:stretch>
+                      <a:fillRect/>
+                    </a:stretch>
+                  </pic:blipFill>
+                  <pic:spPr>
+                    <a:xfrm>
+                      <a:off x="0" y="0"/>
+                      <a:ext cx="5080000" cy="1282700"/>
+                    </a:xfrm>
+                    <a:prstGeom prst="rect">
+                      <a:avLst/>
+                    </a:prstGeom>
+                  </pic:spPr>
+                </pic:pic>
+              </a:graphicData>
+            </a:graphic>
+          </wp:inline>
+        </w:drawing>
+      </w:r>
+    </w:p>
+    <w:p>
+      <w:pPr>
+        <w:spacing w:line="360" w:lineRule="auto"/>
+        <w:rPr>
+          <w:rFonts w:ascii="Times New Roman" w:eastAsiaTheme="majorEastAsia" w:hAnsi="Times New Roman" w:cs="Times New Roman"/>
+          <w:kern w:val="0"/>
+          <w:sz w:val="32"/>
+          <w:szCs w:val="32"/>
+          <w:lang w:val="en-US" w:eastAsia="nb-NO"/>
+          <w14:ligatures w14:val="none"/>
+        </w:rPr>
+      </w:pPr>
+      <w:r>
+        <w:rPr>
+          <w:rFonts w:ascii="Times New Roman" w:eastAsiaTheme="majorEastAsia" w:hAnsi="Times New Roman" w:cs="Times New Roman"/>
+          <w:kern w:val="0"/>
+          <w:sz w:val="32"/>
+          <w:szCs w:val="32"/>
+          <w:lang w:val="en-US" w:eastAsia="nb-NO"/>
+          <w14:ligatures w14:val="none"/>
+        </w:rPr>
+        <w:drawing>
+          <wp:inline distT="0" distB="0" distL="0" distR="0" wp14:anchorId="4A87E12C" wp14:editId="59D63724">
+            <wp:extent cx="4318000" cy="1143000"/>
+            <wp:effectExtent l="0" t="0" r="0" b="0"/>
+            <wp:docPr id="1150786538" name="Bilde 1"/>
+            <wp:cNvGraphicFramePr>
+              <a:graphicFrameLocks xmlns:a="http://schemas.openxmlformats.org/drawingml/2006/main" noChangeAspect="1"/>
+            </wp:cNvGraphicFramePr>
+            <a:graphic xmlns:a="http://schemas.openxmlformats.org/drawingml/2006/main">
+              <a:graphicData uri="http://schemas.openxmlformats.org/drawingml/2006/picture">
+                <pic:pic xmlns:pic="http://schemas.openxmlformats.org/drawingml/2006/picture">
+                  <pic:nvPicPr>
+                    <pic:cNvPr id="1150786538" name=""/>
+                    <pic:cNvPicPr/>
+                  </pic:nvPicPr>
+                  <pic:blipFill>
+                    <a:blip r:embed="rId14"/>
+                    <a:stretch>
+                      <a:fillRect/>
+                    </a:stretch>
+                  </pic:blipFill>
+                  <pic:spPr>
+                    <a:xfrm>
+                      <a:off x="0" y="0"/>
+                      <a:ext cx="4318000" cy="1143000"/>
+                    </a:xfrm>
+                    <a:prstGeom prst="rect">
+                      <a:avLst/>
+                    </a:prstGeom>
+                  </pic:spPr>
+                </pic:pic>
+              </a:graphicData>
+            </a:graphic>
+          </wp:inline>
+        </w:drawing>
+      </w:r>
+    </w:p>
+    <w:p>
+      <w:pPr>
         <w:pStyle w:val="Overskrift1"/>
         <w:spacing w:line="360" w:lineRule="auto"/>
         <w:rPr>
@@ -305,6 +1209,7 @@
           <w:rFonts w:ascii="Times New Roman" w:hAnsi="Times New Roman" w:cs="Times New Roman"/>
           <w:lang w:val="en-US" w:eastAsia="nb-NO"/>
         </w:rPr>
+        <w:lastRenderedPageBreak/>
         <w:t>Exercise 2:</w:t>
       </w:r>
     </w:p>
@@ -328,14 +1233,7 @@
           <w:rFonts w:ascii="Times New Roman" w:hAnsi="Times New Roman" w:cs="Times New Roman"/>
           <w:lang w:val="en-US" w:eastAsia="nb-NO"/>
         </w:rPr>
-        <w:t xml:space="preserve"> </w:t>
-      </w:r>
-      <w:r>
-        <w:rPr>
-          <w:rFonts w:ascii="Times New Roman" w:hAnsi="Times New Roman" w:cs="Times New Roman"/>
-          <w:lang w:val="en-US" w:eastAsia="nb-NO"/>
-        </w:rPr>
-        <w:t>What virtual resource do you have in this lab?</w:t>
+        <w:t xml:space="preserve"> What virtual resource do you have in this lab?</w:t>
       </w:r>
     </w:p>
     <w:p>
@@ -356,17 +1254,15 @@
           <w:rFonts w:ascii="Times New Roman" w:hAnsi="Times New Roman" w:cs="Times New Roman"/>
           <w:lang w:val="en-US" w:eastAsia="nb-NO"/>
         </w:rPr>
-        <w:t xml:space="preserve">In this lab we have </w:t>
-      </w:r>
-      <w:proofErr w:type="gramStart"/>
-      <w:r>
-        <w:rPr>
-          <w:rFonts w:ascii="Times New Roman" w:hAnsi="Times New Roman" w:cs="Times New Roman"/>
-          <w:lang w:val="en-US" w:eastAsia="nb-NO"/>
-        </w:rPr>
-        <w:t>a</w:t>
-      </w:r>
-      <w:proofErr w:type="gramEnd"/>
+        <w:t>In this lab we have a</w:t>
+      </w:r>
+      <w:r>
+        <w:rPr>
+          <w:rFonts w:ascii="Times New Roman" w:hAnsi="Times New Roman" w:cs="Times New Roman"/>
+          <w:lang w:val="en-US" w:eastAsia="nb-NO"/>
+        </w:rPr>
+        <w:t>n</w:t>
+      </w:r>
       <w:r>
         <w:rPr>
           <w:rFonts w:ascii="Times New Roman" w:hAnsi="Times New Roman" w:cs="Times New Roman"/>
@@ -481,14 +1377,7 @@
           <w:rFonts w:ascii="Times New Roman" w:hAnsi="Times New Roman" w:cs="Times New Roman"/>
           <w:lang w:val="en-US" w:eastAsia="nb-NO"/>
         </w:rPr>
-        <w:t xml:space="preserve"> </w:t>
-      </w:r>
-      <w:r>
-        <w:rPr>
-          <w:rFonts w:ascii="Times New Roman" w:hAnsi="Times New Roman" w:cs="Times New Roman"/>
-          <w:lang w:val="en-US" w:eastAsia="nb-NO"/>
-        </w:rPr>
-        <w:t>What type of service</w:t>
+        <w:t xml:space="preserve"> What type of service</w:t>
       </w:r>
       <w:r>
         <w:rPr>
@@ -566,14 +1455,7 @@
           <w:rFonts w:ascii="Times New Roman" w:hAnsi="Times New Roman" w:cs="Times New Roman"/>
           <w:lang w:val="en-US" w:eastAsia="nb-NO"/>
         </w:rPr>
-        <w:t xml:space="preserve"> </w:t>
-      </w:r>
-      <w:r>
-        <w:rPr>
-          <w:rFonts w:ascii="Times New Roman" w:hAnsi="Times New Roman" w:cs="Times New Roman"/>
-          <w:lang w:val="en-US" w:eastAsia="nb-NO"/>
-        </w:rPr>
-        <w:t xml:space="preserve">Where is </w:t>
+        <w:t xml:space="preserve"> Where is </w:t>
       </w:r>
       <w:r>
         <w:rPr>
@@ -646,19 +1528,48 @@
           <w:rFonts w:ascii="Times New Roman" w:hAnsi="Times New Roman" w:cs="Times New Roman"/>
           <w:lang w:val="en-US" w:eastAsia="nb-NO"/>
         </w:rPr>
-        <w:t xml:space="preserve"> </w:t>
-      </w:r>
-      <w:r>
-        <w:rPr>
-          <w:rFonts w:ascii="Times New Roman" w:hAnsi="Times New Roman" w:cs="Times New Roman"/>
-          <w:lang w:val="en-US" w:eastAsia="nb-NO"/>
-        </w:rPr>
-        <w:t>How responsive is the Azure Labs service to your operations?</w:t>
+        <w:t xml:space="preserve"> How responsive is the Azure Labs service to your operations?</w:t>
+      </w:r>
+    </w:p>
+    <w:p>
+      <w:pPr>
+        <w:pStyle w:val="Listeavsnitt"/>
+        <w:numPr>
+          <w:ilvl w:val="0"/>
+          <w:numId w:val="33"/>
+        </w:numPr>
+        <w:rPr>
+          <w:rFonts w:ascii="Times New Roman" w:hAnsi="Times New Roman" w:cs="Times New Roman"/>
+          <w:lang w:val="en-US" w:eastAsia="nb-NO"/>
+        </w:rPr>
+      </w:pPr>
+      <w:r>
+        <w:rPr>
+          <w:rFonts w:ascii="Times New Roman" w:hAnsi="Times New Roman" w:cs="Times New Roman"/>
+          <w:lang w:val="en-US" w:eastAsia="nb-NO"/>
+        </w:rPr>
+        <w:t xml:space="preserve">The Azure Labs service was very responsive and smooth to work with throughout the lab. Operations such as starting the </w:t>
+      </w:r>
+      <w:proofErr w:type="spellStart"/>
+      <w:r>
+        <w:rPr>
+          <w:rFonts w:ascii="Times New Roman" w:hAnsi="Times New Roman" w:cs="Times New Roman"/>
+          <w:lang w:val="en-US" w:eastAsia="nb-NO"/>
+        </w:rPr>
+        <w:t>VM</w:t>
+      </w:r>
+      <w:proofErr w:type="spellEnd"/>
+      <w:r>
+        <w:rPr>
+          <w:rFonts w:ascii="Times New Roman" w:hAnsi="Times New Roman" w:cs="Times New Roman"/>
+          <w:lang w:val="en-US" w:eastAsia="nb-NO"/>
+        </w:rPr>
+        <w:t>, connecting via RDP, and running commands in PowerShell and the Shell Web Client all completed quickly and without any major issues.</w:t>
       </w:r>
     </w:p>
     <w:sectPr>
-      <w:headerReference w:type="even" r:id="rId7"/>
-      <w:headerReference w:type="default" r:id="rId8"/>
+      <w:headerReference w:type="even" r:id="rId15"/>
+      <w:headerReference w:type="default" r:id="rId16"/>
       <w:pgSz w:w="11906" w:h="16838"/>
       <w:pgMar w:top="1417" w:right="1417" w:bottom="1417" w:left="1417" w:header="708" w:footer="708" w:gutter="0"/>
       <w:cols w:space="708"/>
@@ -1519,6 +2430,118 @@
     </w:lvl>
   </w:abstractNum>
   <w:abstractNum w:abstractNumId="6" w15:restartNumberingAfterBreak="0">
+    <w:nsid w:val="1A3D3A37"/>
+    <w:multiLevelType w:val="hybridMultilevel"/>
+    <w:tmpl w:val="4AAE80F4"/>
+    <w:lvl w:ilvl="0" w:tplc="28964750">
+      <w:numFmt w:val="bullet"/>
+      <w:lvlText w:val=""/>
+      <w:lvlJc w:val="left"/>
+      <w:pPr>
+        <w:ind w:left="720" w:hanging="360"/>
+      </w:pPr>
+      <w:rPr>
+        <w:rFonts w:ascii="Wingdings" w:eastAsiaTheme="majorEastAsia" w:hAnsi="Wingdings" w:cs="Times New Roman" w:hint="default"/>
+      </w:rPr>
+    </w:lvl>
+    <w:lvl w:ilvl="1" w:tplc="04140003" w:tentative="1">
+      <w:start w:val="1"/>
+      <w:numFmt w:val="bullet"/>
+      <w:lvlText w:val="o"/>
+      <w:lvlJc w:val="left"/>
+      <w:pPr>
+        <w:ind w:left="1440" w:hanging="360"/>
+      </w:pPr>
+      <w:rPr>
+        <w:rFonts w:ascii="Courier New" w:hAnsi="Courier New" w:cs="Courier New" w:hint="default"/>
+      </w:rPr>
+    </w:lvl>
+    <w:lvl w:ilvl="2" w:tplc="04140005" w:tentative="1">
+      <w:start w:val="1"/>
+      <w:numFmt w:val="bullet"/>
+      <w:lvlText w:val=""/>
+      <w:lvlJc w:val="left"/>
+      <w:pPr>
+        <w:ind w:left="2160" w:hanging="360"/>
+      </w:pPr>
+      <w:rPr>
+        <w:rFonts w:ascii="Wingdings" w:hAnsi="Wingdings" w:hint="default"/>
+      </w:rPr>
+    </w:lvl>
+    <w:lvl w:ilvl="3" w:tplc="04140001" w:tentative="1">
+      <w:start w:val="1"/>
+      <w:numFmt w:val="bullet"/>
+      <w:lvlText w:val=""/>
+      <w:lvlJc w:val="left"/>
+      <w:pPr>
+        <w:ind w:left="2880" w:hanging="360"/>
+      </w:pPr>
+      <w:rPr>
+        <w:rFonts w:ascii="Symbol" w:hAnsi="Symbol" w:hint="default"/>
+      </w:rPr>
+    </w:lvl>
+    <w:lvl w:ilvl="4" w:tplc="04140003" w:tentative="1">
+      <w:start w:val="1"/>
+      <w:numFmt w:val="bullet"/>
+      <w:lvlText w:val="o"/>
+      <w:lvlJc w:val="left"/>
+      <w:pPr>
+        <w:ind w:left="3600" w:hanging="360"/>
+      </w:pPr>
+      <w:rPr>
+        <w:rFonts w:ascii="Courier New" w:hAnsi="Courier New" w:cs="Courier New" w:hint="default"/>
+      </w:rPr>
+    </w:lvl>
+    <w:lvl w:ilvl="5" w:tplc="04140005" w:tentative="1">
+      <w:start w:val="1"/>
+      <w:numFmt w:val="bullet"/>
+      <w:lvlText w:val=""/>
+      <w:lvlJc w:val="left"/>
+      <w:pPr>
+        <w:ind w:left="4320" w:hanging="360"/>
+      </w:pPr>
+      <w:rPr>
+        <w:rFonts w:ascii="Wingdings" w:hAnsi="Wingdings" w:hint="default"/>
+      </w:rPr>
+    </w:lvl>
+    <w:lvl w:ilvl="6" w:tplc="04140001" w:tentative="1">
+      <w:start w:val="1"/>
+      <w:numFmt w:val="bullet"/>
+      <w:lvlText w:val=""/>
+      <w:lvlJc w:val="left"/>
+      <w:pPr>
+        <w:ind w:left="5040" w:hanging="360"/>
+      </w:pPr>
+      <w:rPr>
+        <w:rFonts w:ascii="Symbol" w:hAnsi="Symbol" w:hint="default"/>
+      </w:rPr>
+    </w:lvl>
+    <w:lvl w:ilvl="7" w:tplc="04140003" w:tentative="1">
+      <w:start w:val="1"/>
+      <w:numFmt w:val="bullet"/>
+      <w:lvlText w:val="o"/>
+      <w:lvlJc w:val="left"/>
+      <w:pPr>
+        <w:ind w:left="5760" w:hanging="360"/>
+      </w:pPr>
+      <w:rPr>
+        <w:rFonts w:ascii="Courier New" w:hAnsi="Courier New" w:cs="Courier New" w:hint="default"/>
+      </w:rPr>
+    </w:lvl>
+    <w:lvl w:ilvl="8" w:tplc="04140005" w:tentative="1">
+      <w:start w:val="1"/>
+      <w:numFmt w:val="bullet"/>
+      <w:lvlText w:val=""/>
+      <w:lvlJc w:val="left"/>
+      <w:pPr>
+        <w:ind w:left="6480" w:hanging="360"/>
+      </w:pPr>
+      <w:rPr>
+        <w:rFonts w:ascii="Wingdings" w:hAnsi="Wingdings" w:hint="default"/>
+      </w:rPr>
+    </w:lvl>
+  </w:abstractNum>
+  <w:abstractNum w:abstractNumId="7" w15:restartNumberingAfterBreak="0">
     <w:nsid w:val="1AC777EE"/>
     <w:multiLevelType w:val="hybridMultilevel"/>
     <w:tmpl w:val="C51EB3C6"/>
@@ -1630,7 +2653,7 @@
       </w:rPr>
     </w:lvl>
   </w:abstractNum>
-  <w:abstractNum w:abstractNumId="7" w15:restartNumberingAfterBreak="0">
+  <w:abstractNum w:abstractNumId="8" w15:restartNumberingAfterBreak="0">
     <w:nsid w:val="1D061BB9"/>
     <w:multiLevelType w:val="hybridMultilevel"/>
     <w:tmpl w:val="38E2C3F8"/>
@@ -1742,7 +2765,7 @@
       </w:rPr>
     </w:lvl>
   </w:abstractNum>
-  <w:abstractNum w:abstractNumId="8" w15:restartNumberingAfterBreak="0">
+  <w:abstractNum w:abstractNumId="9" w15:restartNumberingAfterBreak="0">
     <w:nsid w:val="21FB45DF"/>
     <w:multiLevelType w:val="hybridMultilevel"/>
     <w:tmpl w:val="12F21D70"/>
@@ -1856,7 +2879,7 @@
       </w:rPr>
     </w:lvl>
   </w:abstractNum>
-  <w:abstractNum w:abstractNumId="9" w15:restartNumberingAfterBreak="0">
+  <w:abstractNum w:abstractNumId="10" w15:restartNumberingAfterBreak="0">
     <w:nsid w:val="24A75890"/>
     <w:multiLevelType w:val="multilevel"/>
     <w:tmpl w:val="E4BA41EC"/>
@@ -1970,7 +2993,7 @@
       </w:rPr>
     </w:lvl>
   </w:abstractNum>
-  <w:abstractNum w:abstractNumId="10" w15:restartNumberingAfterBreak="0">
+  <w:abstractNum w:abstractNumId="11" w15:restartNumberingAfterBreak="0">
     <w:nsid w:val="2CF60C80"/>
     <w:multiLevelType w:val="hybridMultilevel"/>
     <w:tmpl w:val="AA4004E0"/>
@@ -2082,7 +3105,7 @@
       </w:rPr>
     </w:lvl>
   </w:abstractNum>
-  <w:abstractNum w:abstractNumId="11" w15:restartNumberingAfterBreak="0">
+  <w:abstractNum w:abstractNumId="12" w15:restartNumberingAfterBreak="0">
     <w:nsid w:val="2F563318"/>
     <w:multiLevelType w:val="multilevel"/>
     <w:tmpl w:val="95B6D4F4"/>
@@ -2196,7 +3219,7 @@
       </w:pPr>
     </w:lvl>
   </w:abstractNum>
-  <w:abstractNum w:abstractNumId="12" w15:restartNumberingAfterBreak="0">
+  <w:abstractNum w:abstractNumId="13" w15:restartNumberingAfterBreak="0">
     <w:nsid w:val="31496BA2"/>
     <w:multiLevelType w:val="hybridMultilevel"/>
     <w:tmpl w:val="0C64D5C4"/>
@@ -2310,7 +3333,7 @@
       </w:rPr>
     </w:lvl>
   </w:abstractNum>
-  <w:abstractNum w:abstractNumId="13" w15:restartNumberingAfterBreak="0">
+  <w:abstractNum w:abstractNumId="14" w15:restartNumberingAfterBreak="0">
     <w:nsid w:val="33F33B05"/>
     <w:multiLevelType w:val="multilevel"/>
     <w:tmpl w:val="00BA5B72"/>
@@ -2423,7 +3446,7 @@
       </w:rPr>
     </w:lvl>
   </w:abstractNum>
-  <w:abstractNum w:abstractNumId="14" w15:restartNumberingAfterBreak="0">
+  <w:abstractNum w:abstractNumId="15" w15:restartNumberingAfterBreak="0">
     <w:nsid w:val="354B314B"/>
     <w:multiLevelType w:val="hybridMultilevel"/>
     <w:tmpl w:val="F2543798"/>
@@ -2512,7 +3535,7 @@
       </w:pPr>
     </w:lvl>
   </w:abstractNum>
-  <w:abstractNum w:abstractNumId="15" w15:restartNumberingAfterBreak="0">
+  <w:abstractNum w:abstractNumId="16" w15:restartNumberingAfterBreak="0">
     <w:nsid w:val="3BA620E6"/>
     <w:multiLevelType w:val="hybridMultilevel"/>
     <w:tmpl w:val="39F0258C"/>
@@ -2601,7 +3624,7 @@
       </w:pPr>
     </w:lvl>
   </w:abstractNum>
-  <w:abstractNum w:abstractNumId="16" w15:restartNumberingAfterBreak="0">
+  <w:abstractNum w:abstractNumId="17" w15:restartNumberingAfterBreak="0">
     <w:nsid w:val="3BDC244B"/>
     <w:multiLevelType w:val="hybridMultilevel"/>
     <w:tmpl w:val="E7A07E2E"/>
@@ -2713,7 +3736,7 @@
       </w:rPr>
     </w:lvl>
   </w:abstractNum>
-  <w:abstractNum w:abstractNumId="17" w15:restartNumberingAfterBreak="0">
+  <w:abstractNum w:abstractNumId="18" w15:restartNumberingAfterBreak="0">
     <w:nsid w:val="4AA3097C"/>
     <w:multiLevelType w:val="hybridMultilevel"/>
     <w:tmpl w:val="38009FD8"/>
@@ -2825,7 +3848,7 @@
       </w:rPr>
     </w:lvl>
   </w:abstractNum>
-  <w:abstractNum w:abstractNumId="18" w15:restartNumberingAfterBreak="0">
+  <w:abstractNum w:abstractNumId="19" w15:restartNumberingAfterBreak="0">
     <w:nsid w:val="536925C3"/>
     <w:multiLevelType w:val="multilevel"/>
     <w:tmpl w:val="C51EB3C6"/>
@@ -2938,7 +3961,7 @@
       </w:rPr>
     </w:lvl>
   </w:abstractNum>
-  <w:abstractNum w:abstractNumId="19" w15:restartNumberingAfterBreak="0">
+  <w:abstractNum w:abstractNumId="20" w15:restartNumberingAfterBreak="0">
     <w:nsid w:val="54451AB2"/>
     <w:multiLevelType w:val="multilevel"/>
     <w:tmpl w:val="4F223346"/>
@@ -3051,7 +4074,7 @@
       </w:rPr>
     </w:lvl>
   </w:abstractNum>
-  <w:abstractNum w:abstractNumId="20" w15:restartNumberingAfterBreak="0">
+  <w:abstractNum w:abstractNumId="21" w15:restartNumberingAfterBreak="0">
     <w:nsid w:val="54FA350F"/>
     <w:multiLevelType w:val="multilevel"/>
     <w:tmpl w:val="8100538E"/>
@@ -3164,7 +4187,7 @@
       </w:rPr>
     </w:lvl>
   </w:abstractNum>
-  <w:abstractNum w:abstractNumId="21" w15:restartNumberingAfterBreak="0">
+  <w:abstractNum w:abstractNumId="22" w15:restartNumberingAfterBreak="0">
     <w:nsid w:val="58A4597A"/>
     <w:multiLevelType w:val="hybridMultilevel"/>
     <w:tmpl w:val="55D8B7F2"/>
@@ -3276,7 +4299,7 @@
       </w:rPr>
     </w:lvl>
   </w:abstractNum>
-  <w:abstractNum w:abstractNumId="22" w15:restartNumberingAfterBreak="0">
+  <w:abstractNum w:abstractNumId="23" w15:restartNumberingAfterBreak="0">
     <w:nsid w:val="593C0E45"/>
     <w:multiLevelType w:val="multilevel"/>
     <w:tmpl w:val="121AB616"/>
@@ -3390,7 +4413,7 @@
       </w:rPr>
     </w:lvl>
   </w:abstractNum>
-  <w:abstractNum w:abstractNumId="23" w15:restartNumberingAfterBreak="0">
+  <w:abstractNum w:abstractNumId="24" w15:restartNumberingAfterBreak="0">
     <w:nsid w:val="5AD27183"/>
     <w:multiLevelType w:val="hybridMultilevel"/>
     <w:tmpl w:val="BB58D052"/>
@@ -3502,7 +4525,7 @@
       </w:rPr>
     </w:lvl>
   </w:abstractNum>
-  <w:abstractNum w:abstractNumId="24" w15:restartNumberingAfterBreak="0">
+  <w:abstractNum w:abstractNumId="25" w15:restartNumberingAfterBreak="0">
     <w:nsid w:val="5B145DAD"/>
     <w:multiLevelType w:val="multilevel"/>
     <w:tmpl w:val="F6FA8DC0"/>
@@ -3615,7 +4638,7 @@
       </w:pPr>
     </w:lvl>
   </w:abstractNum>
-  <w:abstractNum w:abstractNumId="25" w15:restartNumberingAfterBreak="0">
+  <w:abstractNum w:abstractNumId="26" w15:restartNumberingAfterBreak="0">
     <w:nsid w:val="633D710B"/>
     <w:multiLevelType w:val="hybridMultilevel"/>
     <w:tmpl w:val="B2EC908C"/>
@@ -3727,7 +4750,119 @@
       </w:rPr>
     </w:lvl>
   </w:abstractNum>
-  <w:abstractNum w:abstractNumId="26" w15:restartNumberingAfterBreak="0">
+  <w:abstractNum w:abstractNumId="27" w15:restartNumberingAfterBreak="0">
+    <w:nsid w:val="63417C97"/>
+    <w:multiLevelType w:val="hybridMultilevel"/>
+    <w:tmpl w:val="7F38F552"/>
+    <w:lvl w:ilvl="0" w:tplc="667C04C6">
+      <w:numFmt w:val="bullet"/>
+      <w:lvlText w:val="-"/>
+      <w:lvlJc w:val="left"/>
+      <w:pPr>
+        <w:ind w:left="720" w:hanging="360"/>
+      </w:pPr>
+      <w:rPr>
+        <w:rFonts w:ascii="Times New Roman" w:eastAsiaTheme="majorEastAsia" w:hAnsi="Times New Roman" w:cs="Times New Roman" w:hint="default"/>
+      </w:rPr>
+    </w:lvl>
+    <w:lvl w:ilvl="1" w:tplc="04140003" w:tentative="1">
+      <w:start w:val="1"/>
+      <w:numFmt w:val="bullet"/>
+      <w:lvlText w:val="o"/>
+      <w:lvlJc w:val="left"/>
+      <w:pPr>
+        <w:ind w:left="1440" w:hanging="360"/>
+      </w:pPr>
+      <w:rPr>
+        <w:rFonts w:ascii="Courier New" w:hAnsi="Courier New" w:cs="Courier New" w:hint="default"/>
+      </w:rPr>
+    </w:lvl>
+    <w:lvl w:ilvl="2" w:tplc="04140005" w:tentative="1">
+      <w:start w:val="1"/>
+      <w:numFmt w:val="bullet"/>
+      <w:lvlText w:val=""/>
+      <w:lvlJc w:val="left"/>
+      <w:pPr>
+        <w:ind w:left="2160" w:hanging="360"/>
+      </w:pPr>
+      <w:rPr>
+        <w:rFonts w:ascii="Wingdings" w:hAnsi="Wingdings" w:hint="default"/>
+      </w:rPr>
+    </w:lvl>
+    <w:lvl w:ilvl="3" w:tplc="04140001" w:tentative="1">
+      <w:start w:val="1"/>
+      <w:numFmt w:val="bullet"/>
+      <w:lvlText w:val=""/>
+      <w:lvlJc w:val="left"/>
+      <w:pPr>
+        <w:ind w:left="2880" w:hanging="360"/>
+      </w:pPr>
+      <w:rPr>
+        <w:rFonts w:ascii="Symbol" w:hAnsi="Symbol" w:hint="default"/>
+      </w:rPr>
+    </w:lvl>
+    <w:lvl w:ilvl="4" w:tplc="04140003" w:tentative="1">
+      <w:start w:val="1"/>
+      <w:numFmt w:val="bullet"/>
+      <w:lvlText w:val="o"/>
+      <w:lvlJc w:val="left"/>
+      <w:pPr>
+        <w:ind w:left="3600" w:hanging="360"/>
+      </w:pPr>
+      <w:rPr>
+        <w:rFonts w:ascii="Courier New" w:hAnsi="Courier New" w:cs="Courier New" w:hint="default"/>
+      </w:rPr>
+    </w:lvl>
+    <w:lvl w:ilvl="5" w:tplc="04140005" w:tentative="1">
+      <w:start w:val="1"/>
+      <w:numFmt w:val="bullet"/>
+      <w:lvlText w:val=""/>
+      <w:lvlJc w:val="left"/>
+      <w:pPr>
+        <w:ind w:left="4320" w:hanging="360"/>
+      </w:pPr>
+      <w:rPr>
+        <w:rFonts w:ascii="Wingdings" w:hAnsi="Wingdings" w:hint="default"/>
+      </w:rPr>
+    </w:lvl>
+    <w:lvl w:ilvl="6" w:tplc="04140001" w:tentative="1">
+      <w:start w:val="1"/>
+      <w:numFmt w:val="bullet"/>
+      <w:lvlText w:val=""/>
+      <w:lvlJc w:val="left"/>
+      <w:pPr>
+        <w:ind w:left="5040" w:hanging="360"/>
+      </w:pPr>
+      <w:rPr>
+        <w:rFonts w:ascii="Symbol" w:hAnsi="Symbol" w:hint="default"/>
+      </w:rPr>
+    </w:lvl>
+    <w:lvl w:ilvl="7" w:tplc="04140003" w:tentative="1">
+      <w:start w:val="1"/>
+      <w:numFmt w:val="bullet"/>
+      <w:lvlText w:val="o"/>
+      <w:lvlJc w:val="left"/>
+      <w:pPr>
+        <w:ind w:left="5760" w:hanging="360"/>
+      </w:pPr>
+      <w:rPr>
+        <w:rFonts w:ascii="Courier New" w:hAnsi="Courier New" w:cs="Courier New" w:hint="default"/>
+      </w:rPr>
+    </w:lvl>
+    <w:lvl w:ilvl="8" w:tplc="04140005" w:tentative="1">
+      <w:start w:val="1"/>
+      <w:numFmt w:val="bullet"/>
+      <w:lvlText w:val=""/>
+      <w:lvlJc w:val="left"/>
+      <w:pPr>
+        <w:ind w:left="6480" w:hanging="360"/>
+      </w:pPr>
+      <w:rPr>
+        <w:rFonts w:ascii="Wingdings" w:hAnsi="Wingdings" w:hint="default"/>
+      </w:rPr>
+    </w:lvl>
+  </w:abstractNum>
+  <w:abstractNum w:abstractNumId="28" w15:restartNumberingAfterBreak="0">
     <w:nsid w:val="65692C21"/>
     <w:multiLevelType w:val="multilevel"/>
     <w:tmpl w:val="6DBC67E4"/>
@@ -3840,7 +4975,119 @@
       </w:rPr>
     </w:lvl>
   </w:abstractNum>
-  <w:abstractNum w:abstractNumId="27" w15:restartNumberingAfterBreak="0">
+  <w:abstractNum w:abstractNumId="29" w15:restartNumberingAfterBreak="0">
+    <w:nsid w:val="7AF8547D"/>
+    <w:multiLevelType w:val="hybridMultilevel"/>
+    <w:tmpl w:val="2EE681C2"/>
+    <w:lvl w:ilvl="0" w:tplc="F2486B42">
+      <w:numFmt w:val="bullet"/>
+      <w:lvlText w:val="-"/>
+      <w:lvlJc w:val="left"/>
+      <w:pPr>
+        <w:ind w:left="720" w:hanging="360"/>
+      </w:pPr>
+      <w:rPr>
+        <w:rFonts w:ascii="Aptos" w:eastAsiaTheme="minorHAnsi" w:hAnsi="Aptos" w:cstheme="minorBidi" w:hint="default"/>
+      </w:rPr>
+    </w:lvl>
+    <w:lvl w:ilvl="1" w:tplc="04140003" w:tentative="1">
+      <w:start w:val="1"/>
+      <w:numFmt w:val="bullet"/>
+      <w:lvlText w:val="o"/>
+      <w:lvlJc w:val="left"/>
+      <w:pPr>
+        <w:ind w:left="1440" w:hanging="360"/>
+      </w:pPr>
+      <w:rPr>
+        <w:rFonts w:ascii="Courier New" w:hAnsi="Courier New" w:cs="Courier New" w:hint="default"/>
+      </w:rPr>
+    </w:lvl>
+    <w:lvl w:ilvl="2" w:tplc="04140005" w:tentative="1">
+      <w:start w:val="1"/>
+      <w:numFmt w:val="bullet"/>
+      <w:lvlText w:val=""/>
+      <w:lvlJc w:val="left"/>
+      <w:pPr>
+        <w:ind w:left="2160" w:hanging="360"/>
+      </w:pPr>
+      <w:rPr>
+        <w:rFonts w:ascii="Wingdings" w:hAnsi="Wingdings" w:hint="default"/>
+      </w:rPr>
+    </w:lvl>
+    <w:lvl w:ilvl="3" w:tplc="04140001" w:tentative="1">
+      <w:start w:val="1"/>
+      <w:numFmt w:val="bullet"/>
+      <w:lvlText w:val=""/>
+      <w:lvlJc w:val="left"/>
+      <w:pPr>
+        <w:ind w:left="2880" w:hanging="360"/>
+      </w:pPr>
+      <w:rPr>
+        <w:rFonts w:ascii="Symbol" w:hAnsi="Symbol" w:hint="default"/>
+      </w:rPr>
+    </w:lvl>
+    <w:lvl w:ilvl="4" w:tplc="04140003" w:tentative="1">
+      <w:start w:val="1"/>
+      <w:numFmt w:val="bullet"/>
+      <w:lvlText w:val="o"/>
+      <w:lvlJc w:val="left"/>
+      <w:pPr>
+        <w:ind w:left="3600" w:hanging="360"/>
+      </w:pPr>
+      <w:rPr>
+        <w:rFonts w:ascii="Courier New" w:hAnsi="Courier New" w:cs="Courier New" w:hint="default"/>
+      </w:rPr>
+    </w:lvl>
+    <w:lvl w:ilvl="5" w:tplc="04140005" w:tentative="1">
+      <w:start w:val="1"/>
+      <w:numFmt w:val="bullet"/>
+      <w:lvlText w:val=""/>
+      <w:lvlJc w:val="left"/>
+      <w:pPr>
+        <w:ind w:left="4320" w:hanging="360"/>
+      </w:pPr>
+      <w:rPr>
+        <w:rFonts w:ascii="Wingdings" w:hAnsi="Wingdings" w:hint="default"/>
+      </w:rPr>
+    </w:lvl>
+    <w:lvl w:ilvl="6" w:tplc="04140001" w:tentative="1">
+      <w:start w:val="1"/>
+      <w:numFmt w:val="bullet"/>
+      <w:lvlText w:val=""/>
+      <w:lvlJc w:val="left"/>
+      <w:pPr>
+        <w:ind w:left="5040" w:hanging="360"/>
+      </w:pPr>
+      <w:rPr>
+        <w:rFonts w:ascii="Symbol" w:hAnsi="Symbol" w:hint="default"/>
+      </w:rPr>
+    </w:lvl>
+    <w:lvl w:ilvl="7" w:tplc="04140003" w:tentative="1">
+      <w:start w:val="1"/>
+      <w:numFmt w:val="bullet"/>
+      <w:lvlText w:val="o"/>
+      <w:lvlJc w:val="left"/>
+      <w:pPr>
+        <w:ind w:left="5760" w:hanging="360"/>
+      </w:pPr>
+      <w:rPr>
+        <w:rFonts w:ascii="Courier New" w:hAnsi="Courier New" w:cs="Courier New" w:hint="default"/>
+      </w:rPr>
+    </w:lvl>
+    <w:lvl w:ilvl="8" w:tplc="04140005" w:tentative="1">
+      <w:start w:val="1"/>
+      <w:numFmt w:val="bullet"/>
+      <w:lvlText w:val=""/>
+      <w:lvlJc w:val="left"/>
+      <w:pPr>
+        <w:ind w:left="6480" w:hanging="360"/>
+      </w:pPr>
+      <w:rPr>
+        <w:rFonts w:ascii="Wingdings" w:hAnsi="Wingdings" w:hint="default"/>
+      </w:rPr>
+    </w:lvl>
+  </w:abstractNum>
+  <w:abstractNum w:abstractNumId="30" w15:restartNumberingAfterBreak="0">
     <w:nsid w:val="7C6465F9"/>
     <w:multiLevelType w:val="hybridMultilevel"/>
     <w:tmpl w:val="35CC4650"/>
@@ -3951,7 +5198,7 @@
       </w:rPr>
     </w:lvl>
   </w:abstractNum>
-  <w:abstractNum w:abstractNumId="28" w15:restartNumberingAfterBreak="0">
+  <w:abstractNum w:abstractNumId="31" w15:restartNumberingAfterBreak="0">
     <w:nsid w:val="7E8633CB"/>
     <w:multiLevelType w:val="multilevel"/>
     <w:tmpl w:val="D3F27AD2"/>
@@ -4065,25 +5312,25 @@
     </w:lvl>
   </w:abstractNum>
   <w:num w:numId="1" w16cid:durableId="1442652110">
+    <w:abstractNumId w:val="31"/>
+  </w:num>
+  <w:num w:numId="2" w16cid:durableId="1060447681">
+    <w:abstractNumId w:val="14"/>
+  </w:num>
+  <w:num w:numId="3" w16cid:durableId="1708601671">
+    <w:abstractNumId w:val="14"/>
+  </w:num>
+  <w:num w:numId="4" w16cid:durableId="1803303132">
     <w:abstractNumId w:val="28"/>
   </w:num>
-  <w:num w:numId="2" w16cid:durableId="1060447681">
-    <w:abstractNumId w:val="13"/>
-  </w:num>
-  <w:num w:numId="3" w16cid:durableId="1708601671">
-    <w:abstractNumId w:val="13"/>
-  </w:num>
-  <w:num w:numId="4" w16cid:durableId="1803303132">
-    <w:abstractNumId w:val="26"/>
-  </w:num>
   <w:num w:numId="5" w16cid:durableId="1697074110">
-    <w:abstractNumId w:val="19"/>
+    <w:abstractNumId w:val="20"/>
   </w:num>
   <w:num w:numId="6" w16cid:durableId="1528252287">
-    <w:abstractNumId w:val="9"/>
+    <w:abstractNumId w:val="10"/>
   </w:num>
   <w:num w:numId="7" w16cid:durableId="105662357">
-    <w:abstractNumId w:val="9"/>
+    <w:abstractNumId w:val="10"/>
   </w:num>
   <w:num w:numId="8" w16cid:durableId="1629508395">
     <w:abstractNumId w:val="3"/>
@@ -4119,76 +5366,85 @@
     </w:lvlOverride>
   </w:num>
   <w:num w:numId="10" w16cid:durableId="1226069016">
-    <w:abstractNumId w:val="20"/>
+    <w:abstractNumId w:val="21"/>
   </w:num>
   <w:num w:numId="11" w16cid:durableId="126748389">
-    <w:abstractNumId w:val="20"/>
+    <w:abstractNumId w:val="21"/>
   </w:num>
   <w:num w:numId="12" w16cid:durableId="976647430">
     <w:abstractNumId w:val="0"/>
   </w:num>
   <w:num w:numId="13" w16cid:durableId="653877564">
-    <w:abstractNumId w:val="11"/>
+    <w:abstractNumId w:val="12"/>
   </w:num>
   <w:num w:numId="14" w16cid:durableId="2062241591">
-    <w:abstractNumId w:val="21"/>
+    <w:abstractNumId w:val="22"/>
   </w:num>
   <w:num w:numId="15" w16cid:durableId="1838572655">
-    <w:abstractNumId w:val="10"/>
+    <w:abstractNumId w:val="11"/>
   </w:num>
   <w:num w:numId="16" w16cid:durableId="873347180">
     <w:abstractNumId w:val="2"/>
   </w:num>
   <w:num w:numId="17" w16cid:durableId="600188363">
-    <w:abstractNumId w:val="7"/>
+    <w:abstractNumId w:val="8"/>
   </w:num>
   <w:num w:numId="18" w16cid:durableId="1992982122">
     <w:abstractNumId w:val="4"/>
   </w:num>
   <w:num w:numId="19" w16cid:durableId="802889912">
-    <w:abstractNumId w:val="17"/>
+    <w:abstractNumId w:val="18"/>
   </w:num>
   <w:num w:numId="20" w16cid:durableId="1118180385">
-    <w:abstractNumId w:val="23"/>
+    <w:abstractNumId w:val="24"/>
   </w:num>
   <w:num w:numId="21" w16cid:durableId="1555387613">
     <w:abstractNumId w:val="5"/>
   </w:num>
   <w:num w:numId="22" w16cid:durableId="1098334373">
-    <w:abstractNumId w:val="24"/>
+    <w:abstractNumId w:val="25"/>
   </w:num>
   <w:num w:numId="23" w16cid:durableId="608902125">
-    <w:abstractNumId w:val="14"/>
+    <w:abstractNumId w:val="15"/>
   </w:num>
   <w:num w:numId="24" w16cid:durableId="627394603">
-    <w:abstractNumId w:val="8"/>
+    <w:abstractNumId w:val="9"/>
   </w:num>
   <w:num w:numId="25" w16cid:durableId="1729452194">
     <w:abstractNumId w:val="1"/>
   </w:num>
   <w:num w:numId="26" w16cid:durableId="456876470">
-    <w:abstractNumId w:val="12"/>
+    <w:abstractNumId w:val="13"/>
   </w:num>
   <w:num w:numId="27" w16cid:durableId="1678730652">
+    <w:abstractNumId w:val="30"/>
+  </w:num>
+  <w:num w:numId="28" w16cid:durableId="1605917274">
+    <w:abstractNumId w:val="16"/>
+  </w:num>
+  <w:num w:numId="29" w16cid:durableId="428696125">
+    <w:abstractNumId w:val="23"/>
+  </w:num>
+  <w:num w:numId="30" w16cid:durableId="880748017">
+    <w:abstractNumId w:val="7"/>
+  </w:num>
+  <w:num w:numId="31" w16cid:durableId="1667322840">
+    <w:abstractNumId w:val="19"/>
+  </w:num>
+  <w:num w:numId="32" w16cid:durableId="447512502">
+    <w:abstractNumId w:val="26"/>
+  </w:num>
+  <w:num w:numId="33" w16cid:durableId="1743333021">
+    <w:abstractNumId w:val="17"/>
+  </w:num>
+  <w:num w:numId="34" w16cid:durableId="861630728">
+    <w:abstractNumId w:val="6"/>
+  </w:num>
+  <w:num w:numId="35" w16cid:durableId="771895757">
     <w:abstractNumId w:val="27"/>
   </w:num>
-  <w:num w:numId="28" w16cid:durableId="1605917274">
-    <w:abstractNumId w:val="15"/>
-  </w:num>
-  <w:num w:numId="29" w16cid:durableId="428696125">
-    <w:abstractNumId w:val="22"/>
-  </w:num>
-  <w:num w:numId="30" w16cid:durableId="880748017">
-    <w:abstractNumId w:val="6"/>
-  </w:num>
-  <w:num w:numId="31" w16cid:durableId="1667322840">
-    <w:abstractNumId w:val="18"/>
-  </w:num>
-  <w:num w:numId="32" w16cid:durableId="447512502">
-    <w:abstractNumId w:val="25"/>
-  </w:num>
-  <w:num w:numId="33" w16cid:durableId="1743333021">
-    <w:abstractNumId w:val="16"/>
+  <w:num w:numId="36" w16cid:durableId="561525722">
+    <w:abstractNumId w:val="29"/>
   </w:num>
 </w:numbering>
 </file>
@@ -4593,7 +5849,7 @@
   <w:style w:type="paragraph" w:default="1" w:styleId="Normal">
     <w:name w:val="Normal"/>
     <w:qFormat/>
-    <w:rsid w:val="00385A75"/>
+    <w:rsid w:val="00BE4BE4"/>
   </w:style>
   <w:style w:type="paragraph" w:styleId="Overskrift1">
     <w:name w:val="heading 1"/>
